--- a/2026 SIWES/CE/MOHAMMED SHARIF MOHAMMED.docx
+++ b/2026 SIWES/CE/MOHAMMED SHARIF MOHAMMED.docx
@@ -1710,15 +1710,81 @@
           <w:sz w:val="28"/>
           <w:szCs w:val="28"/>
         </w:rPr>
-        <w:t xml:space="preserve">I also wish to acknowledge my SIWES supervisor Engr. </w:t>
-      </w:r>
-      <w:r>
-        <w:rPr>
-          <w:rFonts w:ascii="Times New Roman" w:hAnsi="Times New Roman" w:cs="Times New Roman"/>
-          <w:sz w:val="28"/>
-          <w:szCs w:val="28"/>
-        </w:rPr>
-        <w:t>Umar Farouk Adamu</w:t>
+        <w:t xml:space="preserve">I also wish to acknowledge my SIWES supervisor </w:t>
+      </w:r>
+      <w:r>
+        <w:rPr>
+          <w:rFonts w:ascii="Times New Roman" w:hAnsi="Times New Roman" w:cs="Times New Roman"/>
+          <w:sz w:val="28"/>
+          <w:szCs w:val="28"/>
+        </w:rPr>
+        <w:t xml:space="preserve">Bldr. Gideon Baba Yerima </w:t>
+      </w:r>
+      <w:r>
+        <w:rPr>
+          <w:rFonts w:ascii="Times New Roman" w:hAnsi="Times New Roman" w:cs="Times New Roman"/>
+          <w:sz w:val="28"/>
+          <w:szCs w:val="28"/>
+        </w:rPr>
+        <w:t xml:space="preserve">and </w:t>
+      </w:r>
+      <w:r>
+        <w:rPr>
+          <w:rFonts w:ascii="Times New Roman" w:hAnsi="Times New Roman" w:cs="Times New Roman"/>
+          <w:sz w:val="28"/>
+          <w:szCs w:val="28"/>
+        </w:rPr>
+        <w:t xml:space="preserve">Industrial based supervisor Mrs. </w:t>
+      </w:r>
+      <w:proofErr w:type="spellStart"/>
+      <w:r>
+        <w:rPr>
+          <w:rFonts w:ascii="Times New Roman" w:hAnsi="Times New Roman" w:cs="Times New Roman"/>
+          <w:sz w:val="28"/>
+          <w:szCs w:val="28"/>
+        </w:rPr>
+        <w:t>Afin</w:t>
+      </w:r>
+      <w:r>
+        <w:rPr>
+          <w:rFonts w:ascii="Times New Roman" w:hAnsi="Times New Roman" w:cs="Times New Roman"/>
+          <w:sz w:val="28"/>
+          <w:szCs w:val="28"/>
+        </w:rPr>
+        <w:t>i</w:t>
+      </w:r>
+      <w:r>
+        <w:rPr>
+          <w:rFonts w:ascii="Times New Roman" w:hAnsi="Times New Roman" w:cs="Times New Roman"/>
+          <w:sz w:val="28"/>
+          <w:szCs w:val="28"/>
+        </w:rPr>
+        <w:t>ki</w:t>
+      </w:r>
+      <w:proofErr w:type="spellEnd"/>
+      <w:r>
+        <w:rPr>
+          <w:rFonts w:ascii="Times New Roman" w:hAnsi="Times New Roman" w:cs="Times New Roman"/>
+          <w:sz w:val="28"/>
+          <w:szCs w:val="28"/>
+        </w:rPr>
+        <w:t xml:space="preserve"> Yohanna, </w:t>
+      </w:r>
+      <w:r>
+        <w:rPr>
+          <w:rFonts w:ascii="Times New Roman" w:hAnsi="Times New Roman" w:cs="Times New Roman"/>
+          <w:sz w:val="28"/>
+          <w:szCs w:val="28"/>
+        </w:rPr>
+        <w:t>SIWES Coordinator in person of</w:t>
+      </w:r>
+      <w:r>
+        <w:rPr>
+          <w:rFonts w:ascii="Times New Roman" w:hAnsi="Times New Roman" w:cs="Times New Roman"/>
+          <w:sz w:val="28"/>
+          <w:szCs w:val="28"/>
+        </w:rPr>
+        <w:t xml:space="preserve"> Mal.</w:t>
       </w:r>
       <w:r>
         <w:rPr>
@@ -1727,14 +1793,6 @@
           <w:szCs w:val="28"/>
         </w:rPr>
         <w:t xml:space="preserve"> </w:t>
-      </w:r>
-      <w:r>
-        <w:rPr>
-          <w:rFonts w:ascii="Times New Roman" w:hAnsi="Times New Roman" w:cs="Times New Roman"/>
-          <w:sz w:val="28"/>
-          <w:szCs w:val="28"/>
-        </w:rPr>
-        <w:t xml:space="preserve">and SIWES Coordinator in person of </w:t>
       </w:r>
       <w:r>
         <w:rPr>
@@ -11404,25 +11462,7 @@
           <w:szCs w:val="28"/>
         </w:rPr>
         <w:lastRenderedPageBreak/>
-        <w:t xml:space="preserve">Builder’s square was used to align the blocks and a line was used to extend the alignment to another angle of the site as specified in the floor </w:t>
-      </w:r>
-      <w:proofErr w:type="gramStart"/>
-      <w:r>
-        <w:rPr>
-          <w:rFonts w:ascii="Times New Roman" w:hAnsi="Times New Roman" w:cs="Times New Roman"/>
-          <w:sz w:val="28"/>
-          <w:szCs w:val="28"/>
-        </w:rPr>
-        <w:t>plan,</w:t>
-      </w:r>
-      <w:proofErr w:type="gramEnd"/>
-      <w:r>
-        <w:rPr>
-          <w:rFonts w:ascii="Times New Roman" w:hAnsi="Times New Roman" w:cs="Times New Roman"/>
-          <w:sz w:val="28"/>
-          <w:szCs w:val="28"/>
-        </w:rPr>
-        <w:t xml:space="preserve"> this was done continuously.</w:t>
+        <w:t>Builder’s square was used to align the blocks and a line was used to extend the alignment to another angle of the site as specified in the floor plan, this was done continuously.</w:t>
       </w:r>
     </w:p>
     <w:p>
@@ -11707,7 +11747,25 @@
           <w:sz w:val="28"/>
           <w:szCs w:val="28"/>
         </w:rPr>
-        <w:t xml:space="preserve"> where involved with digger, shovels, head pan and wheel barrow. The following factors must be considered when carrying out any excavation work.</w:t>
+        <w:t xml:space="preserve"> </w:t>
+      </w:r>
+      <w:proofErr w:type="gramStart"/>
+      <w:r>
+        <w:rPr>
+          <w:rFonts w:ascii="Times New Roman" w:hAnsi="Times New Roman" w:cs="Times New Roman"/>
+          <w:sz w:val="28"/>
+          <w:szCs w:val="28"/>
+        </w:rPr>
+        <w:t>where</w:t>
+      </w:r>
+      <w:proofErr w:type="gramEnd"/>
+      <w:r>
+        <w:rPr>
+          <w:rFonts w:ascii="Times New Roman" w:hAnsi="Times New Roman" w:cs="Times New Roman"/>
+          <w:sz w:val="28"/>
+          <w:szCs w:val="28"/>
+        </w:rPr>
+        <w:t xml:space="preserve"> involved with digger, shovels, head pan and wheel barrow. The following factors must be considered when carrying out any excavation work.</w:t>
       </w:r>
     </w:p>
     <w:p>
@@ -14389,7 +14447,7 @@
         </w:rPr>
         <w:lastRenderedPageBreak/>
         <w:drawing>
-          <wp:inline distT="0" distB="0" distL="0" distR="0" wp14:anchorId="74865DD5" wp14:editId="1272B80A">
+          <wp:inline distT="0" distB="0" distL="0" distR="0" wp14:anchorId="74865DD5" wp14:editId="15FB9454">
             <wp:extent cx="2576599" cy="1141444"/>
             <wp:effectExtent l="0" t="0" r="0" b="1905"/>
             <wp:docPr id="272364561" name="Picture 32"/>
@@ -14758,7 +14816,7 @@
           <w:lang w:val="en-GB"/>
         </w:rPr>
         <w:drawing>
-          <wp:inline distT="0" distB="0" distL="0" distR="0" wp14:anchorId="13A16CCF" wp14:editId="51465689">
+          <wp:inline distT="0" distB="0" distL="0" distR="0" wp14:anchorId="13A16CCF" wp14:editId="0940CCC0">
             <wp:extent cx="1951796" cy="1441518"/>
             <wp:effectExtent l="0" t="0" r="0" b="6350"/>
             <wp:docPr id="1478730733" name="Picture 24"/>
